--- a/writing/pathway_interaction_interpretation+notes.docx
+++ b/writing/pathway_interaction_interpretation+notes.docx
@@ -103,34 +103,10 @@
         <w:t>Description:</w:t>
       </w:r>
       <w:r>
-        <w:t xml:space="preserve"> a stronger positive relationship </w:t>
-      </w:r>
-      <w:r>
-        <w:t>between</w:t>
-      </w:r>
-      <w:r>
-        <w:t xml:space="preserve"> temp</w:t>
-      </w:r>
-      <w:r>
-        <w:t xml:space="preserve"> and pathway abundance</w:t>
-      </w:r>
-      <w:r>
-        <w:t xml:space="preserve"> is associated with higher neopterin concentration</w:t>
-      </w:r>
-      <w:r>
-        <w:t xml:space="preserve">, </w:t>
-      </w:r>
-      <w:r>
-        <w:t xml:space="preserve">potentially reflecting mutual reinforcement between microbial activity and </w:t>
-      </w:r>
-      <w:r>
-        <w:t>macrophage</w:t>
-      </w:r>
-      <w:r>
-        <w:t xml:space="preserve"> activation</w:t>
-      </w:r>
-      <w:r>
-        <w:t xml:space="preserve"> and temperature </w:t>
+        <w:t xml:space="preserve"> a stronger positive relationship between temp and pathway abundance is associated with higher neopterin concentration</w:t>
+      </w:r>
+      <w:r>
+        <w:t xml:space="preserve">, potentially reflecting mutual reinforcement between microbial activity and macrophage activation and temperature </w:t>
       </w:r>
     </w:p>
     <w:p>
@@ -147,10 +123,7 @@
         <w:t>s through pro and anti-inflammatory mechanisms</w:t>
       </w:r>
       <w:r>
-        <w:t xml:space="preserve"> including </w:t>
-      </w:r>
-      <w:r>
-        <w:t>folate, Lysine-derived metabolites, fatty acids, vitamin k12, succinate</w:t>
+        <w:t xml:space="preserve"> including folate, Lysine-derived metabolites, fatty acids, vitamin k12, succinate</w:t>
       </w:r>
     </w:p>
     <w:p>
@@ -168,16 +141,7 @@
     </w:p>
     <w:p>
       <w:r>
-        <w:t xml:space="preserve">H1: </w:t>
-      </w:r>
-      <w:r>
-        <w:t>gut → immune</w:t>
-      </w:r>
-      <w:r>
-        <w:t xml:space="preserve">: </w:t>
-      </w:r>
-      <w:r>
-        <w:t>A stronger positive relationship with temperature reflects microbial pathways that stimulate macrophage activity, leading to elevated neopterin levels</w:t>
+        <w:t>H1: gut → immune: A stronger positive relationship with temperature reflects microbial pathways that stimulate macrophage activity, leading to elevated neopterin levels</w:t>
       </w:r>
     </w:p>
     <w:p>
@@ -194,13 +158,7 @@
     </w:p>
     <w:p>
       <w:r>
-        <w:t xml:space="preserve">H2: </w:t>
-      </w:r>
-      <w:r>
-        <w:t>immune → gut</w:t>
-      </w:r>
-      <w:r>
-        <w:t xml:space="preserve">: </w:t>
+        <w:t xml:space="preserve">H2: immune → gut: </w:t>
       </w:r>
       <w:r>
         <w:t>The gut microbiome is more sensitive to temperature during periods of high inflammation and therefore exhibits a stronger response to temperature</w:t>
@@ -284,13 +242,8 @@
           <w:numId w:val="2"/>
         </w:numPr>
       </w:pPr>
-      <w:proofErr w:type="spellStart"/>
-      <w:r>
-        <w:t>superpathway</w:t>
-      </w:r>
-      <w:proofErr w:type="spellEnd"/>
-      <w:r>
-        <w:t xml:space="preserve"> of fatty acids biosynthesis (E. coli) (both)</w:t>
+      <w:r>
+        <w:t>superpathway of fatty acids biosynthesis (E. coli) (both)</w:t>
       </w:r>
     </w:p>
     <w:p>
@@ -360,10 +313,7 @@
         </w:numPr>
       </w:pPr>
       <w:r>
-        <w:t>Stearate is a saturated fatty acid that promotes M1-like pro-inflammatory macrophage activation via TLR and inflammasome signaling</w:t>
-      </w:r>
-      <w:r>
-        <w:t xml:space="preserve"> </w:t>
+        <w:t xml:space="preserve">Stearate is a saturated fatty acid that promotes M1-like pro-inflammatory macrophage activation via TLR and inflammasome signaling </w:t>
       </w:r>
       <w:r>
         <w:fldChar w:fldCharType="begin"/>
@@ -534,15 +484,7 @@
         </w:numPr>
       </w:pPr>
       <w:r>
-        <w:t xml:space="preserve">1,4-dihydroxy-6-naphthoate biosynthesis II  &amp; </w:t>
-      </w:r>
-      <w:proofErr w:type="spellStart"/>
-      <w:r>
-        <w:t>superpathway</w:t>
-      </w:r>
-      <w:proofErr w:type="spellEnd"/>
-      <w:r>
-        <w:t xml:space="preserve"> of menaquinol-8 biosynthesis III</w:t>
+        <w:t>1,4-dihydroxy-6-naphthoate biosynthesis II  &amp; superpathway of menaquinol-8 biosynthesis III</w:t>
       </w:r>
     </w:p>
     <w:p>
@@ -554,10 +496,7 @@
         </w:numPr>
       </w:pPr>
       <w:r>
-        <w:t>These vitamin K2 biosynthesis pathways produce menaquinones that inhibit inflammasome activation and regulate cytokine expression in macrophages.</w:t>
-      </w:r>
-      <w:r>
-        <w:t xml:space="preserve"> </w:t>
+        <w:t xml:space="preserve">These vitamin K2 biosynthesis pathways produce menaquinones that inhibit inflammasome activation and regulate cytokine expression in macrophages. </w:t>
       </w:r>
       <w:r>
         <w:fldChar w:fldCharType="begin"/>
@@ -622,10 +561,7 @@
         </w:numPr>
       </w:pPr>
       <w:r>
-        <w:t xml:space="preserve">anaerobic, </w:t>
-      </w:r>
-      <w:r>
-        <w:t>under</w:t>
+        <w:t>anaerobic, under</w:t>
       </w:r>
       <w:r>
         <w:t xml:space="preserve"> </w:t>
@@ -637,10 +573,7 @@
         <w:t xml:space="preserve"> </w:t>
       </w:r>
       <w:r>
-        <w:t>adapt by utilizing a reductive TCA (TCA) cycle</w:t>
-      </w:r>
-      <w:r>
-        <w:t xml:space="preserve"> </w:t>
+        <w:t xml:space="preserve">adapt by utilizing a reductive TCA (TCA) cycle </w:t>
       </w:r>
       <w:r>
         <w:fldChar w:fldCharType="begin"/>
@@ -670,10 +603,7 @@
         </w:numPr>
       </w:pPr>
       <w:r>
-        <w:t>may reflect hypoxic gut environments driven by macrophage oxygen consumption or heat stress.</w:t>
-      </w:r>
-      <w:r>
-        <w:t xml:space="preserve"> </w:t>
+        <w:t xml:space="preserve">may reflect hypoxic gut environments driven by macrophage oxygen consumption or heat stress. </w:t>
       </w:r>
     </w:p>
     <w:p>
@@ -713,15 +643,7 @@
         </w:numPr>
       </w:pPr>
       <w:r>
-        <w:t>L-</w:t>
-      </w:r>
-      <w:proofErr w:type="spellStart"/>
-      <w:r>
-        <w:t>threonate</w:t>
-      </w:r>
-      <w:proofErr w:type="spellEnd"/>
-      <w:r>
-        <w:t xml:space="preserve"> degradation</w:t>
+        <w:t>L-threonate degradation</w:t>
       </w:r>
       <w:r>
         <w:t xml:space="preserve"> –</w:t>
@@ -794,13 +716,7 @@
         <w:t>Description:</w:t>
       </w:r>
       <w:r>
-        <w:t xml:space="preserve"> a stronger </w:t>
-      </w:r>
-      <w:r>
-        <w:t>negative</w:t>
-      </w:r>
-      <w:r>
-        <w:t xml:space="preserve"> relationship between temp and pathway abundance is associated with higher neopterin concentration, potentially reflecting mutual reinforcement between microbial activity and macrophage activation and temperature </w:t>
+        <w:t xml:space="preserve"> a stronger negative relationship between temp and pathway abundance is associated with higher neopterin concentration, potentially reflecting mutual reinforcement between microbial activity and macrophage activation and temperature </w:t>
       </w:r>
     </w:p>
     <w:p>
@@ -975,25 +891,19 @@
         </w:numPr>
       </w:pPr>
       <w:r>
-        <w:t>Microbe → immun</w:t>
-      </w:r>
-      <w:r>
-        <w:t>e</w:t>
-      </w:r>
-    </w:p>
-    <w:p>
-      <w:pPr>
-        <w:pStyle w:val="ListParagraph"/>
-        <w:numPr>
-          <w:ilvl w:val="1"/>
-          <w:numId w:val="6"/>
-        </w:numPr>
-      </w:pPr>
-      <w:r>
-        <w:t>Fatty Acid β-Oxidation VI (Mammalian Peroxisome)</w:t>
-      </w:r>
-      <w:r>
-        <w:t xml:space="preserve"> </w:t>
+        <w:t>Microbe → immune</w:t>
+      </w:r>
+    </w:p>
+    <w:p>
+      <w:pPr>
+        <w:pStyle w:val="ListParagraph"/>
+        <w:numPr>
+          <w:ilvl w:val="1"/>
+          <w:numId w:val="6"/>
+        </w:numPr>
+      </w:pPr>
+      <w:r>
+        <w:t xml:space="preserve">Fatty Acid β-Oxidation VI (Mammalian Peroxisome) </w:t>
       </w:r>
     </w:p>
     <w:p>
@@ -1308,16 +1218,7 @@
           <w:sz w:val="32"/>
           <w:szCs w:val="32"/>
         </w:rPr>
-        <w:t>18</w:t>
-      </w:r>
-      <w:r>
-        <w:rPr>
-          <w:b/>
-          <w:bCs/>
-          <w:sz w:val="32"/>
-          <w:szCs w:val="32"/>
-        </w:rPr>
-        <w:t xml:space="preserve"> </w:t>
+        <w:t xml:space="preserve">18 </w:t>
       </w:r>
       <w:r>
         <w:rPr>
@@ -1426,30 +1327,19 @@
         </w:numPr>
       </w:pPr>
       <w:r>
-        <w:t xml:space="preserve">Tryptophan metabolism regulates inflammation via kynurenine and indole derivatives (e.g., </w:t>
-      </w:r>
-      <w:proofErr w:type="spellStart"/>
-      <w:r>
-        <w:t>AhR</w:t>
-      </w:r>
-      <w:proofErr w:type="spellEnd"/>
-      <w:r>
-        <w:t xml:space="preserve"> activation).</w:t>
-      </w:r>
-    </w:p>
-    <w:p>
-      <w:pPr>
-        <w:pStyle w:val="ListParagraph"/>
-        <w:numPr>
-          <w:ilvl w:val="1"/>
-          <w:numId w:val="6"/>
-        </w:numPr>
-      </w:pPr>
-      <w:r>
-        <w:t>l</w:t>
-      </w:r>
-      <w:r>
-        <w:t>oss of this pathway may impair anti-inflammatory signaling to host immunity</w:t>
+        <w:t>Tryptophan metabolism regulates inflammation via kynurenine and indole derivatives (e.g., AhR activation).</w:t>
+      </w:r>
+    </w:p>
+    <w:p>
+      <w:pPr>
+        <w:pStyle w:val="ListParagraph"/>
+        <w:numPr>
+          <w:ilvl w:val="1"/>
+          <w:numId w:val="6"/>
+        </w:numPr>
+      </w:pPr>
+      <w:r>
+        <w:t>loss of this pathway may impair anti-inflammatory signaling to host immunity</w:t>
       </w:r>
     </w:p>
     <w:p>
@@ -1549,13 +1439,8 @@
           <w:numId w:val="7"/>
         </w:numPr>
       </w:pPr>
-      <w:proofErr w:type="spellStart"/>
-      <w:r>
-        <w:t>Chorismate</w:t>
-      </w:r>
-      <w:proofErr w:type="spellEnd"/>
-      <w:r>
-        <w:t xml:space="preserve"> Biosynthesis I</w:t>
+      <w:r>
+        <w:t>Chorismate Biosynthesis I</w:t>
       </w:r>
     </w:p>
     <w:p>
@@ -1735,13 +1620,8 @@
           <w:numId w:val="7"/>
         </w:numPr>
       </w:pPr>
-      <w:proofErr w:type="spellStart"/>
-      <w:r>
-        <w:t>PreQ</w:t>
-      </w:r>
-      <w:proofErr w:type="spellEnd"/>
-      <w:r>
-        <w:t>₀ Biosynthesis</w:t>
+      <w:r>
+        <w:t>PreQ₀ Biosynthesis</w:t>
       </w:r>
     </w:p>
     <w:p>
@@ -1753,15 +1633,7 @@
         </w:numPr>
       </w:pPr>
       <w:r>
-        <w:t xml:space="preserve">Involved in </w:t>
-      </w:r>
-      <w:proofErr w:type="spellStart"/>
-      <w:r>
-        <w:t>queuosine</w:t>
-      </w:r>
-      <w:proofErr w:type="spellEnd"/>
-      <w:r>
-        <w:t xml:space="preserve"> biosynthesis, a tRNA modification linked to translational fidelity</w:t>
+        <w:t>Involved in queuosine biosynthesis, a tRNA modification linked to translational fidelity</w:t>
       </w:r>
     </w:p>
     <w:p>
@@ -1920,16 +1792,7 @@
           <w:sz w:val="32"/>
           <w:szCs w:val="32"/>
         </w:rPr>
-        <w:t>Positive</w:t>
-      </w:r>
-      <w:r>
-        <w:rPr>
-          <w:b/>
-          <w:bCs/>
-          <w:sz w:val="32"/>
-          <w:szCs w:val="32"/>
-        </w:rPr>
-        <w:t xml:space="preserve"> reverse effects</w:t>
+        <w:t>Positive reverse effects</w:t>
       </w:r>
       <w:r>
         <w:rPr>
@@ -1947,42 +1810,30 @@
           <w:sz w:val="32"/>
           <w:szCs w:val="32"/>
         </w:rPr>
-        <w:t>27</w:t>
-      </w:r>
-      <w:r>
-        <w:rPr>
-          <w:b/>
-          <w:bCs/>
-          <w:sz w:val="32"/>
-          <w:szCs w:val="32"/>
-        </w:rPr>
+        <w:t xml:space="preserve">27 </w:t>
+      </w:r>
+      <w:r>
+        <w:rPr>
+          <w:b/>
+          <w:bCs/>
+          <w:sz w:val="32"/>
+          <w:szCs w:val="32"/>
+        </w:rPr>
+        <w:t>pathways)</w:t>
+      </w:r>
+    </w:p>
+    <w:p>
+      <w:r>
+        <w:rPr>
+          <w:u w:val="single"/>
+        </w:rPr>
+        <w:t>Description:</w:t>
+      </w:r>
+      <w:r>
         <w:t xml:space="preserve"> </w:t>
       </w:r>
       <w:r>
-        <w:rPr>
-          <w:b/>
-          <w:bCs/>
-          <w:sz w:val="32"/>
-          <w:szCs w:val="32"/>
-        </w:rPr>
-        <w:t>pathways)</w:t>
-      </w:r>
-    </w:p>
-    <w:p>
-      <w:r>
-        <w:rPr>
-          <w:u w:val="single"/>
-        </w:rPr>
-        <w:t>Description:</w:t>
-      </w:r>
-      <w:r>
-        <w:t xml:space="preserve"> </w:t>
-      </w:r>
-      <w:r>
-        <w:t xml:space="preserve">the </w:t>
-      </w:r>
-      <w:r>
-        <w:t>negative relationship with temp switched to a positive relationship at higher neopterin concentration</w:t>
+        <w:t>the negative relationship with temp switched to a positive relationship at higher neopterin concentration</w:t>
       </w:r>
     </w:p>
     <w:p>
@@ -2065,27 +1916,19 @@
         </w:numPr>
       </w:pPr>
       <w:r>
-        <w:t xml:space="preserve">Catabolizes L-arginine to succinate via AST, potentially depriving host immune cells of arginine, which is required for nitric oxide production and immune </w:t>
-      </w:r>
-      <w:proofErr w:type="spellStart"/>
-      <w:r>
-        <w:t>regulation.</w:t>
-      </w:r>
-    </w:p>
-    <w:p>
-      <w:pPr>
-        <w:pStyle w:val="ListParagraph"/>
-        <w:numPr>
-          <w:ilvl w:val="1"/>
-          <w:numId w:val="6"/>
-        </w:numPr>
-      </w:pPr>
-      <w:r>
-        <w:t>Limitin</w:t>
-      </w:r>
-      <w:proofErr w:type="spellEnd"/>
-      <w:r>
-        <w:t>g arginine can shift immune balance toward pro-inflammatory macrophage responses</w:t>
+        <w:t>Catabolizes L-arginine to succinate via AST, potentially depriving host immune cells of arginine, which is required for nitric oxide production and immune regulation.</w:t>
+      </w:r>
+    </w:p>
+    <w:p>
+      <w:pPr>
+        <w:pStyle w:val="ListParagraph"/>
+        <w:numPr>
+          <w:ilvl w:val="1"/>
+          <w:numId w:val="6"/>
+        </w:numPr>
+      </w:pPr>
+      <w:r>
+        <w:t>Limiting arginine can shift immune balance toward pro-inflammatory macrophage responses</w:t>
       </w:r>
     </w:p>
     <w:p>
@@ -2108,21 +1951,8 @@
           <w:numId w:val="6"/>
         </w:numPr>
       </w:pPr>
-      <w:proofErr w:type="spellStart"/>
-      <w:r>
-        <w:t>Superpathway</w:t>
-      </w:r>
-      <w:proofErr w:type="spellEnd"/>
-      <w:r>
-        <w:t xml:space="preserve"> of (</w:t>
-      </w:r>
-      <w:proofErr w:type="spellStart"/>
-      <w:r>
-        <w:t>Kdo</w:t>
-      </w:r>
-      <w:proofErr w:type="spellEnd"/>
-      <w:r>
-        <w:t>)₂-lipid A biosynthesis</w:t>
+      <w:r>
+        <w:t>Superpathway of (Kdo)₂-lipid A biosynthesis</w:t>
       </w:r>
     </w:p>
     <w:p>
@@ -2149,10 +1979,61 @@
         <w:t>lipid A is a strong pro-inflammatory PAMP.</w:t>
       </w:r>
       <w:r>
+        <w:t xml:space="preserve"> Increased activity suggests enhanced microbial pro-inflammatory signaling to macrophages</w:t>
+      </w:r>
+    </w:p>
+    <w:p>
+      <w:pPr>
+        <w:pStyle w:val="ListParagraph"/>
+        <w:numPr>
+          <w:ilvl w:val="1"/>
+          <w:numId w:val="6"/>
+        </w:numPr>
+      </w:pPr>
+      <w:r>
+        <w:t>Microbe → immune</w:t>
+      </w:r>
+    </w:p>
+    <w:p>
+      <w:pPr>
+        <w:pStyle w:val="ListParagraph"/>
+        <w:numPr>
+          <w:ilvl w:val="0"/>
+          <w:numId w:val="6"/>
+        </w:numPr>
+      </w:pPr>
+      <w:r>
+        <w:t>Superpathway of glycolysis, pyruvate dehydrogenase, TCA, and glyoxylate bypass</w:t>
+      </w:r>
+    </w:p>
+    <w:p>
+      <w:pPr>
+        <w:pStyle w:val="ListParagraph"/>
+        <w:numPr>
+          <w:ilvl w:val="1"/>
+          <w:numId w:val="6"/>
+        </w:numPr>
+      </w:pPr>
+      <w:r>
+        <w:t>Central carbon metabolism connecting glycolysis and respiration with metabolic flexibility</w:t>
+      </w:r>
+    </w:p>
+    <w:p>
+      <w:pPr>
+        <w:pStyle w:val="ListParagraph"/>
+        <w:numPr>
+          <w:ilvl w:val="1"/>
+          <w:numId w:val="6"/>
+        </w:numPr>
+      </w:pPr>
+      <w:r>
+        <w:t>May support rapid microbial proliferation or metabolite production that activates host immune responses.</w:t>
+      </w:r>
+      <w:r>
         <w:t xml:space="preserve"> </w:t>
       </w:r>
       <w:r>
-        <w:t>Increased activity suggests enhanced microbial pro-inflammatory signaling to macrophages</w:t>
+        <w:t>Elevated activity could reflect metabolically primed microbes that engage immunity more strongly.</w:t>
       </w:r>
     </w:p>
     <w:p>
@@ -2175,70 +2056,6 @@
           <w:numId w:val="6"/>
         </w:numPr>
       </w:pPr>
-      <w:proofErr w:type="spellStart"/>
-      <w:r>
-        <w:t>Superpathway</w:t>
-      </w:r>
-      <w:proofErr w:type="spellEnd"/>
-      <w:r>
-        <w:t xml:space="preserve"> of glycolysis, pyruvate dehydrogenase, TCA, and glyoxylate bypass</w:t>
-      </w:r>
-    </w:p>
-    <w:p>
-      <w:pPr>
-        <w:pStyle w:val="ListParagraph"/>
-        <w:numPr>
-          <w:ilvl w:val="1"/>
-          <w:numId w:val="6"/>
-        </w:numPr>
-      </w:pPr>
-      <w:r>
-        <w:t>Central carbon metabolism connecting glycolysis and respiration with metabolic flexibility</w:t>
-      </w:r>
-    </w:p>
-    <w:p>
-      <w:pPr>
-        <w:pStyle w:val="ListParagraph"/>
-        <w:numPr>
-          <w:ilvl w:val="1"/>
-          <w:numId w:val="6"/>
-        </w:numPr>
-      </w:pPr>
-      <w:r>
-        <w:t>May support rapid microbial proliferation or metabolite production that activates host immune responses.</w:t>
-      </w:r>
-      <w:r>
-        <w:t xml:space="preserve"> </w:t>
-      </w:r>
-      <w:r>
-        <w:t>Elevated activity could reflect metabolically primed microbes that engage immunity more strongly.</w:t>
-      </w:r>
-    </w:p>
-    <w:p>
-      <w:pPr>
-        <w:pStyle w:val="ListParagraph"/>
-        <w:numPr>
-          <w:ilvl w:val="1"/>
-          <w:numId w:val="6"/>
-        </w:numPr>
-      </w:pPr>
-      <w:proofErr w:type="spellStart"/>
-      <w:r>
-        <w:t>Microb</w:t>
-      </w:r>
-      <w:proofErr w:type="spellEnd"/>
-      <w:r>
-        <w:t>e → immune</w:t>
-      </w:r>
-    </w:p>
-    <w:p>
-      <w:pPr>
-        <w:pStyle w:val="ListParagraph"/>
-        <w:numPr>
-          <w:ilvl w:val="0"/>
-          <w:numId w:val="6"/>
-        </w:numPr>
-      </w:pPr>
       <w:r>
         <w:t>Oleate β-oxidation</w:t>
       </w:r>
@@ -2264,13 +2081,7 @@
         </w:numPr>
       </w:pPr>
       <w:r>
-        <w:t>Fatty acid metabolism can generate inflammatory lipid mediators or shift bacterial community structure</w:t>
-      </w:r>
-      <w:r>
-        <w:t xml:space="preserve">, </w:t>
-      </w:r>
-      <w:r>
-        <w:t>some FAs promote M1 activation.</w:t>
+        <w:t>Fatty acid metabolism can generate inflammatory lipid mediators or shift bacterial community structure, some FAs promote M1 activation.</w:t>
       </w:r>
     </w:p>
     <w:p>
@@ -2322,10 +2133,7 @@
         <w:t>Cadaverine and other polyamines can modulate cytokine release and epithelial immunity.</w:t>
       </w:r>
       <w:r>
-        <w:t xml:space="preserve"> </w:t>
-      </w:r>
-      <w:r>
-        <w:t>Lysine catabolism may support macrophage activation either directly or by remodeling the gut environment.</w:t>
+        <w:t xml:space="preserve"> Lysine catabolism may support macrophage activation either directly or by remodeling the gut environment.</w:t>
       </w:r>
     </w:p>
     <w:p>
@@ -2348,28 +2156,20 @@
           <w:numId w:val="6"/>
         </w:numPr>
       </w:pPr>
-      <w:proofErr w:type="spellStart"/>
-      <w:r>
-        <w:t>Superpathway</w:t>
-      </w:r>
-      <w:proofErr w:type="spellEnd"/>
-      <w:r>
-        <w:t xml:space="preserve"> of Ornithine Degradation</w:t>
-      </w:r>
-    </w:p>
-    <w:p>
-      <w:pPr>
-        <w:pStyle w:val="ListParagraph"/>
-        <w:numPr>
-          <w:ilvl w:val="1"/>
-          <w:numId w:val="6"/>
-        </w:numPr>
-      </w:pPr>
-      <w:r>
-        <w:t>Converts ornithine to polyamines and TCA intermediates</w:t>
-      </w:r>
-      <w:r>
-        <w:t xml:space="preserve">, </w:t>
+      <w:r>
+        <w:t>Superpathway of Ornithine Degradation</w:t>
+      </w:r>
+    </w:p>
+    <w:p>
+      <w:pPr>
+        <w:pStyle w:val="ListParagraph"/>
+        <w:numPr>
+          <w:ilvl w:val="1"/>
+          <w:numId w:val="6"/>
+        </w:numPr>
+      </w:pPr>
+      <w:r>
+        <w:t xml:space="preserve">Converts ornithine to polyamines and TCA intermediates, </w:t>
       </w:r>
     </w:p>
     <w:p>
@@ -2446,13 +2246,7 @@
     </w:p>
     <w:p>
       <w:r>
-        <w:t>H</w:t>
-      </w:r>
-      <w:r>
-        <w:t>2</w:t>
-      </w:r>
-      <w:r>
-        <w:t xml:space="preserve"> support:</w:t>
+        <w:t>H2 support:</w:t>
       </w:r>
     </w:p>
     <w:p>
@@ -2559,13 +2353,8 @@
           <w:szCs w:val="32"/>
         </w:rPr>
       </w:pPr>
-      <w:proofErr w:type="spellStart"/>
-      <w:r>
-        <w:t>Mannosylglycerate</w:t>
-      </w:r>
-      <w:proofErr w:type="spellEnd"/>
-      <w:r>
-        <w:t xml:space="preserve"> Biosynthesis I</w:t>
+      <w:r>
+        <w:t>Mannosylglycerate Biosynthesis I</w:t>
       </w:r>
     </w:p>
     <w:p>
@@ -2583,13 +2372,7 @@
         </w:rPr>
       </w:pPr>
       <w:r>
-        <w:t>Produces a compatible solute that helps bacteria cope with heat and osmotic stress</w:t>
-      </w:r>
-      <w:r>
-        <w:t xml:space="preserve">, </w:t>
-      </w:r>
-      <w:r>
-        <w:t>Strongly associated with thermotolerance and survival under host stress</w:t>
+        <w:t>Produces a compatible solute that helps bacteria cope with heat and osmotic stress, Strongly associated with thermotolerance and survival under host stress</w:t>
       </w:r>
     </w:p>
     <w:p>
@@ -2607,10 +2390,7 @@
         </w:rPr>
       </w:pPr>
       <w:r>
-        <w:t>e</w:t>
-      </w:r>
-      <w:r>
-        <w:t>xpansion under high neopterin suggests microbiome adaptation to inflammation-induced stress</w:t>
+        <w:t>expansion under high neopterin suggests microbiome adaptation to inflammation-induced stress</w:t>
       </w:r>
     </w:p>
     <w:p>
@@ -2719,13 +2499,8 @@
       </w:pPr>
       <w:r>
         <w:lastRenderedPageBreak/>
-        <w:t xml:space="preserve">Ubiquinol-7/8 Biosynthesis &amp; </w:t>
-      </w:r>
-      <w:proofErr w:type="spellStart"/>
-      <w:r>
-        <w:t>Superpathway</w:t>
-      </w:r>
-      <w:proofErr w:type="spellEnd"/>
+        <w:t>Ubiquinol-7/8 Biosynthesis &amp; Superpathway</w:t>
+      </w:r>
     </w:p>
     <w:p>
       <w:pPr>
@@ -2760,13 +2535,7 @@
         </w:rPr>
       </w:pPr>
       <w:r>
-        <w:t>Supports survival under oxidative stress; may be induced in inflammatory conditions</w:t>
-      </w:r>
-      <w:r>
-        <w:t>, s</w:t>
-      </w:r>
-      <w:r>
-        <w:t>uggests microbial adaptation to reactive oxygen species produced by macrophages</w:t>
+        <w:t>Supports survival under oxidative stress; may be induced in inflammatory conditions, suggests microbial adaptation to reactive oxygen species produced by macrophages</w:t>
       </w:r>
     </w:p>
     <w:p>
@@ -2801,21 +2570,8 @@
           <w:szCs w:val="32"/>
         </w:rPr>
       </w:pPr>
-      <w:proofErr w:type="spellStart"/>
-      <w:r>
-        <w:t>Superpathway</w:t>
-      </w:r>
-      <w:proofErr w:type="spellEnd"/>
-      <w:r>
-        <w:t xml:space="preserve"> of </w:t>
-      </w:r>
-      <w:proofErr w:type="spellStart"/>
-      <w:r>
-        <w:t>Adenosylcobalamin</w:t>
-      </w:r>
-      <w:proofErr w:type="spellEnd"/>
-      <w:r>
-        <w:t xml:space="preserve"> (Vitamin B12) Salvage</w:t>
+      <w:r>
+        <w:t>Superpathway of Adenosylcobalamin (Vitamin B12) Salvage</w:t>
       </w:r>
     </w:p>
     <w:p>
@@ -2833,10 +2589,7 @@
         </w:rPr>
       </w:pPr>
       <w:r>
-        <w:t>S</w:t>
-      </w:r>
-      <w:r>
-        <w:t>alvages B12 from intermediates; increases efficiency under nutrient stress</w:t>
+        <w:t>Salvages B12 from intermediates; increases efficiency under nutrient stress</w:t>
       </w:r>
     </w:p>
     <w:p>
@@ -2890,15 +2643,7 @@
         </w:rPr>
       </w:pPr>
       <w:r>
-        <w:t>L-</w:t>
-      </w:r>
-      <w:proofErr w:type="spellStart"/>
-      <w:r>
-        <w:t>Nδ</w:t>
-      </w:r>
-      <w:proofErr w:type="spellEnd"/>
-      <w:r>
-        <w:t>-Acetylornithine Biosynthesis</w:t>
+        <w:t>L-Nδ-Acetylornithine Biosynthesis</w:t>
       </w:r>
     </w:p>
     <w:p>
@@ -2916,16 +2661,7 @@
         </w:rPr>
       </w:pPr>
       <w:r>
-        <w:t>i</w:t>
-      </w:r>
-      <w:r>
-        <w:t>ntermediate in arginine biosynthesis</w:t>
-      </w:r>
-      <w:r>
-        <w:t xml:space="preserve">, </w:t>
-      </w:r>
-      <w:r>
-        <w:t>Can influence arginine availability for host cells</w:t>
+        <w:t>intermediate in arginine biosynthesis, Can influence arginine availability for host cells</w:t>
       </w:r>
     </w:p>
     <w:p>
@@ -3018,13 +2754,7 @@
         </w:rPr>
       </w:pPr>
       <w:r>
-        <w:t>Often upregulated during host-imposed nutrient restriction</w:t>
-      </w:r>
-      <w:r>
-        <w:t xml:space="preserve">, </w:t>
-      </w:r>
-      <w:r>
-        <w:t>May reflect adaptation to inflammation-imposed lipid limitation</w:t>
+        <w:t>Often upregulated during host-imposed nutrient restriction, May reflect adaptation to inflammation-imposed lipid limitation</w:t>
       </w:r>
     </w:p>
     <w:p>
@@ -3207,15 +2937,7 @@
         </w:rPr>
       </w:pPr>
       <w:r>
-        <w:t xml:space="preserve">Phosphonate &amp; </w:t>
-      </w:r>
-      <w:proofErr w:type="spellStart"/>
-      <w:r>
-        <w:t>Sulfosugar</w:t>
-      </w:r>
-      <w:proofErr w:type="spellEnd"/>
-      <w:r>
-        <w:t xml:space="preserve"> Degradation Pathways</w:t>
+        <w:t>Phosphonate &amp; Sulfosugar Degradation Pathways</w:t>
       </w:r>
     </w:p>
     <w:p>
@@ -3233,29 +2955,8 @@
         </w:rPr>
       </w:pPr>
       <w:r>
-        <w:t xml:space="preserve">Degrade alternative phosphorus/sulfur sources like glyphosate, </w:t>
-      </w:r>
-      <w:proofErr w:type="spellStart"/>
-      <w:r>
-        <w:t>methylphosphonate</w:t>
-      </w:r>
-      <w:proofErr w:type="spellEnd"/>
-      <w:r>
-        <w:t xml:space="preserve">, </w:t>
-      </w:r>
-      <w:proofErr w:type="spellStart"/>
-      <w:r>
-        <w:t>aminomethylphosphonate</w:t>
-      </w:r>
-      <w:proofErr w:type="spellEnd"/>
-      <w:r>
-        <w:t xml:space="preserve">, </w:t>
-      </w:r>
-      <w:proofErr w:type="spellStart"/>
-      <w:r>
-        <w:t>sulfoquinovose</w:t>
-      </w:r>
-      <w:proofErr w:type="spellEnd"/>
+        <w:t>Degrade alternative phosphorus/sulfur sources like glyphosate, methylphosphonate, aminomethylphosphonate, sulfoquinovose</w:t>
+      </w:r>
     </w:p>
     <w:p>
       <w:pPr>
@@ -3273,13 +2974,7 @@
       </w:pPr>
       <w:r>
         <w:lastRenderedPageBreak/>
-        <w:t>These pathways often expand under nutrient competition or stress</w:t>
-      </w:r>
-      <w:r>
-        <w:t xml:space="preserve">, </w:t>
-      </w:r>
-      <w:r>
-        <w:t>Suggest adaptive metabolism in inflammation-altered nutrient landscapes</w:t>
+        <w:t>These pathways often expand under nutrient competition or stress, Suggest adaptive metabolism in inflammation-altered nutrient landscapes</w:t>
       </w:r>
     </w:p>
     <w:p>
@@ -3314,13 +3009,8 @@
           <w:szCs w:val="32"/>
         </w:rPr>
       </w:pPr>
-      <w:proofErr w:type="spellStart"/>
-      <w:r>
-        <w:t>Superpathway</w:t>
-      </w:r>
-      <w:proofErr w:type="spellEnd"/>
-      <w:r>
-        <w:t xml:space="preserve"> of L-Threonine Metabolism</w:t>
+      <w:r>
+        <w:t>Superpathway of L-Threonine Metabolism</w:t>
       </w:r>
     </w:p>
     <w:p>
@@ -3356,10 +3046,7 @@
         </w:rPr>
       </w:pPr>
       <w:r>
-        <w:t>r</w:t>
-      </w:r>
-      <w:r>
-        <w:t>eflects global microbial reprogramming under immune pressure</w:t>
+        <w:t>reflects global microbial reprogramming under immune pressure</w:t>
       </w:r>
     </w:p>
     <w:p>
@@ -3431,13 +3118,7 @@
         </w:rPr>
       </w:pPr>
       <w:r>
-        <w:t>Direct response to innate immune stress</w:t>
-      </w:r>
-      <w:r>
-        <w:t xml:space="preserve">, </w:t>
-      </w:r>
-      <w:r>
-        <w:t>Strong evidence of microbiome adaptation to macrophage-derived peptides</w:t>
+        <w:t>Direct response to innate immune stress, Strong evidence of microbiome adaptation to macrophage-derived peptides</w:t>
       </w:r>
     </w:p>
     <w:p>
@@ -3550,10 +3231,7 @@
         <w:t>Description:</w:t>
       </w:r>
       <w:r>
-        <w:t xml:space="preserve"> </w:t>
-      </w:r>
-      <w:r>
-        <w:t>a weaker positive relationship with temp is associated with higher neopterin concentration</w:t>
+        <w:t xml:space="preserve"> a weaker positive relationship with temp is associated with higher neopterin concentration</w:t>
       </w:r>
     </w:p>
     <w:p>
@@ -3612,10 +3290,7 @@
         <w:t>.</w:t>
       </w:r>
       <w:r>
-        <w:t xml:space="preserve"> </w:t>
-      </w:r>
-      <w:r>
-        <w:t>At low neopterin, the microbiome is more flexible, so temperature induces a stronger response. At high neopterin, inflammation dampens the temperature-induced upregulation, perhaps via immune-mediated suppression of specific taxa or altered resource availability.</w:t>
+        <w:t xml:space="preserve"> At low neopterin, the microbiome is more flexible, so temperature induces a stronger response. At high neopterin, inflammation dampens the temperature-induced upregulation, perhaps via immune-mediated suppression of specific taxa or altered resource availability.</w:t>
       </w:r>
     </w:p>
     <w:p>
@@ -3645,30 +3320,19 @@
       </w:pPr>
       <w:r>
         <w:lastRenderedPageBreak/>
-        <w:t xml:space="preserve">Produces tetrapyrroles such as heme, cobalamin (B12), and </w:t>
-      </w:r>
-      <w:proofErr w:type="spellStart"/>
-      <w:r>
-        <w:t>siroheme</w:t>
-      </w:r>
-      <w:proofErr w:type="spellEnd"/>
-      <w:r>
-        <w:t>—key cofactors in redox and methylation reactions</w:t>
-      </w:r>
-    </w:p>
-    <w:p>
-      <w:pPr>
-        <w:pStyle w:val="ListParagraph"/>
-        <w:numPr>
-          <w:ilvl w:val="1"/>
-          <w:numId w:val="6"/>
-        </w:numPr>
-      </w:pPr>
-      <w:r>
-        <w:t>H</w:t>
-      </w:r>
-      <w:r>
-        <w:t>eme and B12 regulate immune cell proliferation and oxidative stress; microbial production of these molecules may support immune balance</w:t>
+        <w:t>Produces tetrapyrroles such as heme, cobalamin (B12), and siroheme—key cofactors in redox and methylation reactions</w:t>
+      </w:r>
+    </w:p>
+    <w:p>
+      <w:pPr>
+        <w:pStyle w:val="ListParagraph"/>
+        <w:numPr>
+          <w:ilvl w:val="1"/>
+          <w:numId w:val="6"/>
+        </w:numPr>
+      </w:pPr>
+      <w:r>
+        <w:t>Heme and B12 regulate immune cell proliferation and oxidative stress; microbial production of these molecules may support immune balance</w:t>
       </w:r>
     </w:p>
     <w:p>
@@ -3769,15 +3433,7 @@
         </w:numPr>
       </w:pPr>
       <w:r>
-        <w:t>(5Z)-</w:t>
-      </w:r>
-      <w:proofErr w:type="spellStart"/>
-      <w:r>
-        <w:t>Dodecenoate</w:t>
-      </w:r>
-      <w:proofErr w:type="spellEnd"/>
-      <w:r>
-        <w:t xml:space="preserve"> Biosynthesis I</w:t>
+        <w:t>(5Z)-Dodecenoate Biosynthesis I</w:t>
       </w:r>
     </w:p>
     <w:p>
@@ -3828,6 +3484,246 @@
         <w:t>Immune → microbe</w:t>
       </w:r>
     </w:p>
+    <w:p/>
+    <w:p/>
+    <w:p/>
+    <w:p/>
+    <w:p/>
+    <w:p/>
+    <w:p/>
+    <w:p/>
+    <w:p/>
+    <w:p>
+      <w:r>
+        <w:lastRenderedPageBreak/>
+        <w:t xml:space="preserve">NEW NOTES 5/26/2025 </w:t>
+      </w:r>
+    </w:p>
+    <w:p/>
+    <w:p>
+      <w:r>
+        <w:t xml:space="preserve">Instead here is how we are going to group: </w:t>
+      </w:r>
+    </w:p>
+    <w:p>
+      <w:pPr>
+        <w:pStyle w:val="ListParagraph"/>
+        <w:numPr>
+          <w:ilvl w:val="0"/>
+          <w:numId w:val="11"/>
+        </w:numPr>
+      </w:pPr>
+      <w:r>
+        <w:t>Positive shifts: effects that are more positive or switch to positive at high neopterin</w:t>
+      </w:r>
+    </w:p>
+    <w:p>
+      <w:pPr>
+        <w:pStyle w:val="ListParagraph"/>
+        <w:numPr>
+          <w:ilvl w:val="1"/>
+          <w:numId w:val="11"/>
+        </w:numPr>
+      </w:pPr>
+      <w:r>
+        <w:t xml:space="preserve">Includes: </w:t>
+      </w:r>
+    </w:p>
+    <w:p>
+      <w:pPr>
+        <w:pStyle w:val="ListParagraph"/>
+        <w:numPr>
+          <w:ilvl w:val="2"/>
+          <w:numId w:val="11"/>
+        </w:numPr>
+      </w:pPr>
+      <w:r>
+        <w:t>positive amplifying</w:t>
+      </w:r>
+    </w:p>
+    <w:p>
+      <w:pPr>
+        <w:pStyle w:val="ListParagraph"/>
+        <w:numPr>
+          <w:ilvl w:val="2"/>
+          <w:numId w:val="11"/>
+        </w:numPr>
+      </w:pPr>
+      <w:r>
+        <w:t>inverse positive</w:t>
+      </w:r>
+    </w:p>
+    <w:p>
+      <w:pPr>
+        <w:pStyle w:val="ListParagraph"/>
+        <w:numPr>
+          <w:ilvl w:val="1"/>
+          <w:numId w:val="11"/>
+        </w:numPr>
+      </w:pPr>
+      <w:r>
+        <w:t>explanations</w:t>
+      </w:r>
+    </w:p>
+    <w:p>
+      <w:pPr>
+        <w:pStyle w:val="ListParagraph"/>
+        <w:numPr>
+          <w:ilvl w:val="2"/>
+          <w:numId w:val="11"/>
+        </w:numPr>
+      </w:pPr>
+      <w:r>
+        <w:t>strong response to temp drives up immunity</w:t>
+      </w:r>
+      <w:r>
+        <w:t>, pro-inflammatory paths</w:t>
+      </w:r>
+    </w:p>
+    <w:p>
+      <w:pPr>
+        <w:pStyle w:val="ListParagraph"/>
+        <w:numPr>
+          <w:ilvl w:val="2"/>
+          <w:numId w:val="11"/>
+        </w:numPr>
+      </w:pPr>
+      <w:r>
+        <w:t>consequence on disruption of obligates and increase in facultative taxa</w:t>
+      </w:r>
+      <w:r>
+        <w:t xml:space="preserve"> – paths commonly found in facultative anaerobes/opportunists </w:t>
+      </w:r>
+    </w:p>
+    <w:p>
+      <w:pPr>
+        <w:pStyle w:val="ListParagraph"/>
+        <w:numPr>
+          <w:ilvl w:val="2"/>
+          <w:numId w:val="11"/>
+        </w:numPr>
+      </w:pPr>
+      <w:r>
+        <w:t xml:space="preserve">compensatory responses </w:t>
+      </w:r>
+      <w:r>
+        <w:t>– mostly redox maintenance, help restore redox balance</w:t>
+      </w:r>
+    </w:p>
+    <w:p>
+      <w:pPr>
+        <w:pStyle w:val="ListParagraph"/>
+        <w:numPr>
+          <w:ilvl w:val="0"/>
+          <w:numId w:val="11"/>
+        </w:numPr>
+      </w:pPr>
+      <w:r>
+        <w:t>Negative shifts effects that are more negative, less positive, or switch to negative</w:t>
+      </w:r>
+    </w:p>
+    <w:p>
+      <w:pPr>
+        <w:pStyle w:val="ListParagraph"/>
+        <w:numPr>
+          <w:ilvl w:val="1"/>
+          <w:numId w:val="11"/>
+        </w:numPr>
+      </w:pPr>
+      <w:r>
+        <w:t>Includes</w:t>
+      </w:r>
+    </w:p>
+    <w:p>
+      <w:pPr>
+        <w:pStyle w:val="ListParagraph"/>
+        <w:numPr>
+          <w:ilvl w:val="2"/>
+          <w:numId w:val="11"/>
+        </w:numPr>
+      </w:pPr>
+      <w:r>
+        <w:t>negative amplifying</w:t>
+      </w:r>
+    </w:p>
+    <w:p>
+      <w:pPr>
+        <w:pStyle w:val="ListParagraph"/>
+        <w:numPr>
+          <w:ilvl w:val="2"/>
+          <w:numId w:val="11"/>
+        </w:numPr>
+      </w:pPr>
+      <w:r>
+        <w:t>inverse negative</w:t>
+      </w:r>
+    </w:p>
+    <w:p>
+      <w:pPr>
+        <w:pStyle w:val="ListParagraph"/>
+        <w:numPr>
+          <w:ilvl w:val="2"/>
+          <w:numId w:val="11"/>
+        </w:numPr>
+      </w:pPr>
+      <w:r>
+        <w:t>positive dampening</w:t>
+      </w:r>
+    </w:p>
+    <w:p>
+      <w:pPr>
+        <w:pStyle w:val="ListParagraph"/>
+        <w:numPr>
+          <w:ilvl w:val="1"/>
+          <w:numId w:val="11"/>
+        </w:numPr>
+      </w:pPr>
+      <w:r>
+        <w:t>explanations</w:t>
+      </w:r>
+    </w:p>
+    <w:p>
+      <w:pPr>
+        <w:pStyle w:val="ListParagraph"/>
+        <w:numPr>
+          <w:ilvl w:val="2"/>
+          <w:numId w:val="11"/>
+        </w:numPr>
+      </w:pPr>
+      <w:r>
+        <w:t>loss of anti-inflammatory pathways allows for uncontrolled macrophage activity</w:t>
+      </w:r>
+    </w:p>
+    <w:p>
+      <w:pPr>
+        <w:pStyle w:val="ListParagraph"/>
+        <w:numPr>
+          <w:ilvl w:val="2"/>
+          <w:numId w:val="11"/>
+        </w:numPr>
+      </w:pPr>
+      <w:r>
+        <w:t>loss of pathways associated with obligate anaerobes</w:t>
+      </w:r>
+    </w:p>
+    <w:p>
+      <w:pPr>
+        <w:pStyle w:val="ListParagraph"/>
+        <w:numPr>
+          <w:ilvl w:val="2"/>
+          <w:numId w:val="11"/>
+        </w:numPr>
+      </w:pPr>
+      <w:r>
+        <w:t xml:space="preserve">downregulation of some pathways to avoid further driving up inflammation </w:t>
+      </w:r>
+    </w:p>
+    <w:p>
+      <w:r>
+        <w:tab/>
+      </w:r>
+    </w:p>
+    <w:p/>
     <w:sectPr>
       <w:pgSz w:w="12240" w:h="15840"/>
       <w:pgMar w:top="1440" w:right="1440" w:bottom="1440" w:left="1440" w:header="720" w:footer="720" w:gutter="0"/>
@@ -4521,7 +4417,7 @@
   <w:abstractNum w:abstractNumId="6" w15:restartNumberingAfterBreak="0">
     <w:nsid w:val="5F7E3009"/>
     <w:multiLevelType w:val="hybridMultilevel"/>
-    <w:tmpl w:val="2E70E1F2"/>
+    <w:tmpl w:val="B588916E"/>
     <w:lvl w:ilvl="0" w:tplc="04090001">
       <w:start w:val="1"/>
       <w:numFmt w:val="bullet"/>
@@ -4546,7 +4442,7 @@
         <w:rFonts w:ascii="Courier New" w:hAnsi="Courier New" w:cs="Courier New" w:hint="default"/>
       </w:rPr>
     </w:lvl>
-    <w:lvl w:ilvl="2" w:tplc="04090005" w:tentative="1">
+    <w:lvl w:ilvl="2" w:tplc="04090005">
       <w:start w:val="1"/>
       <w:numFmt w:val="bullet"/>
       <w:lvlText w:val=""/>
@@ -4558,7 +4454,7 @@
         <w:rFonts w:ascii="Wingdings" w:hAnsi="Wingdings" w:hint="default"/>
       </w:rPr>
     </w:lvl>
-    <w:lvl w:ilvl="3" w:tplc="04090001" w:tentative="1">
+    <w:lvl w:ilvl="3" w:tplc="04090001">
       <w:start w:val="1"/>
       <w:numFmt w:val="bullet"/>
       <w:lvlText w:val=""/>
